--- a/Semester 2/stage03/Stage_3_SmartCare_v03_Domain_Model_Workbook.docx
+++ b/Semester 2/stage03/Stage_3_SmartCare_v03_Domain_Model_Workbook.docx
@@ -1,6 +1,6 @@
 
 <file path=word/document.xml><?xml version="1.0" encoding="utf-8"?>
-<w:document xmlns:wpc="http://schemas.microsoft.com/office/word/2010/wordprocessingCanvas" xmlns:cx="http://schemas.microsoft.com/office/drawing/2014/chartex" xmlns:cx1="http://schemas.microsoft.com/office/drawing/2015/9/8/chartex" xmlns:cx2="http://schemas.microsoft.com/office/drawing/2015/10/21/chartex" xmlns:cx3="http://schemas.microsoft.com/office/drawing/2016/5/9/chartex" xmlns:cx4="http://schemas.microsoft.com/office/drawing/2016/5/10/chartex" xmlns:cx5="http://schemas.microsoft.com/office/drawing/2016/5/11/chartex" xmlns:cx6="http://schemas.microsoft.com/office/drawing/2016/5/12/chartex" xmlns:cx7="http://schemas.microsoft.com/office/drawing/2016/5/13/chartex" xmlns:cx8="http://schemas.microsoft.com/office/drawing/2016/5/14/chartex" xmlns:mc="http://schemas.openxmlformats.org/markup-compatibility/2006" xmlns:aink="http://schemas.microsoft.com/office/drawing/2016/ink" xmlns:am3d="http://schemas.microsoft.com/office/drawing/2017/model3d" xmlns:o="urn:schemas-microsoft-com:office:office" xmlns:oel="http://schemas.microsoft.com/office/2019/extlst" xmlns:r="http://schemas.openxmlformats.org/officeDocument/2006/relationships" xmlns:m="http://schemas.openxmlformats.org/officeDocument/2006/math" xmlns:v="urn:schemas-microsoft-com:vml" xmlns:wp14="http://schemas.microsoft.com/office/word/2010/wordprocessingDrawing" xmlns:wp="http://schemas.openxmlformats.org/drawingml/2006/wordprocessingDrawing" xmlns:w10="urn:schemas-microsoft-com:office:word" xmlns:w="http://schemas.openxmlformats.org/wordprocessingml/2006/main" xmlns:w14="http://schemas.microsoft.com/office/word/2010/wordml" xmlns:w15="http://schemas.microsoft.com/office/word/2012/wordml" xmlns:w16cei="http://schemas.microsoft.com/office/word/2026/wordml/cei" xmlns:w16cex="http://schemas.microsoft.com/office/word/2018/wordml/cex" xmlns:w16cid="http://schemas.microsoft.com/office/word/2016/wordml/cid" xmlns:w16="http://schemas.microsoft.com/office/word/2018/wordml" xmlns:w16du="http://schemas.microsoft.com/office/word/2023/wordml/word16du" xmlns:w16sdtdh="http://schemas.microsoft.com/office/word/2020/wordml/sdtdatahash" xmlns:w16sdtfl="http://schemas.microsoft.com/office/word/2024/wordml/sdtformatlock" xmlns:w16se="http://schemas.microsoft.com/office/word/2015/wordml/symex" xmlns:wpg="http://schemas.microsoft.com/office/word/2010/wordprocessingGroup" xmlns:wpi="http://schemas.microsoft.com/office/word/2010/wordprocessingInk" xmlns:wne="http://schemas.microsoft.com/office/word/2006/wordml" xmlns:wps="http://schemas.microsoft.com/office/word/2010/wordprocessingShape" mc:Ignorable="w14 w15 w16se w16cid w16 w16cex w16sdtdh w16sdtfl w16du wp14">
+<w:document xmlns:wpc="http://schemas.microsoft.com/office/word/2010/wordprocessingCanvas" xmlns:cx="http://schemas.microsoft.com/office/drawing/2014/chartex" xmlns:cx1="http://schemas.microsoft.com/office/drawing/2015/9/8/chartex" xmlns:cx2="http://schemas.microsoft.com/office/drawing/2015/10/21/chartex" xmlns:cx3="http://schemas.microsoft.com/office/drawing/2016/5/9/chartex" xmlns:cx4="http://schemas.microsoft.com/office/drawing/2016/5/10/chartex" xmlns:cx5="http://schemas.microsoft.com/office/drawing/2016/5/11/chartex" xmlns:cx6="http://schemas.microsoft.com/office/drawing/2016/5/12/chartex" xmlns:cx7="http://schemas.microsoft.com/office/drawing/2016/5/13/chartex" xmlns:cx8="http://schemas.microsoft.com/office/drawing/2016/5/14/chartex" xmlns:mc="http://schemas.openxmlformats.org/markup-compatibility/2006" xmlns:aink="http://schemas.microsoft.com/office/drawing/2016/ink" xmlns:am3d="http://schemas.microsoft.com/office/drawing/2017/model3d" xmlns:o="urn:schemas-microsoft-com:office:office" xmlns:oel="http://schemas.microsoft.com/office/2019/extlst" xmlns:r="http://schemas.openxmlformats.org/officeDocument/2006/relationships" xmlns:m="http://schemas.openxmlformats.org/officeDocument/2006/math" xmlns:v="urn:schemas-microsoft-com:vml" xmlns:wp14="http://schemas.microsoft.com/office/word/2010/wordprocessingDrawing" xmlns:wp="http://schemas.openxmlformats.org/drawingml/2006/wordprocessingDrawing" xmlns:w10="urn:schemas-microsoft-com:office:word" xmlns:w="http://schemas.openxmlformats.org/wordprocessingml/2006/main" xmlns:w14="http://schemas.microsoft.com/office/word/2010/wordml" xmlns:w15="http://schemas.microsoft.com/office/word/2012/wordml" xmlns:w16cex="http://schemas.microsoft.com/office/word/2018/wordml/cex" xmlns:w16cid="http://schemas.microsoft.com/office/word/2016/wordml/cid" xmlns:w16="http://schemas.microsoft.com/office/word/2018/wordml" xmlns:w16du="http://schemas.microsoft.com/office/word/2023/wordml/word16du" xmlns:w16sdtdh="http://schemas.microsoft.com/office/word/2020/wordml/sdtdatahash" xmlns:w16sdtfl="http://schemas.microsoft.com/office/word/2024/wordml/sdtformatlock" xmlns:w16se="http://schemas.microsoft.com/office/word/2015/wordml/symex" xmlns:wpg="http://schemas.microsoft.com/office/word/2010/wordprocessingGroup" xmlns:wpi="http://schemas.microsoft.com/office/word/2010/wordprocessingInk" xmlns:wne="http://schemas.microsoft.com/office/word/2006/wordml" xmlns:wps="http://schemas.microsoft.com/office/word/2010/wordprocessingShape" mc:Ignorable="w14 w15 w16se w16cid w16 w16cex w16sdtdh w16sdtfl w16du wp14">
   <w:body>
     <w:p>
       <w:pPr>
@@ -72,8 +72,13 @@
           </w:tcPr>
           <w:p>
             <w:r>
-              <w:t>State/behaviour</w:t>
+              <w:t>State/</w:t>
             </w:r>
+            <w:proofErr w:type="spellStart"/>
+            <w:r>
+              <w:t>behaviour</w:t>
+            </w:r>
+            <w:proofErr w:type="spellEnd"/>
           </w:p>
         </w:tc>
         <w:tc>
@@ -92,25 +97,41 @@
           <w:tcPr>
             <w:tcW w:w="2520" w:type="dxa"/>
           </w:tcPr>
-          <w:p/>
+          <w:p>
+            <w:r>
+              <w:t>Create appointments</w:t>
+            </w:r>
+          </w:p>
         </w:tc>
         <w:tc>
           <w:tcPr>
             <w:tcW w:w="2520" w:type="dxa"/>
           </w:tcPr>
-          <w:p/>
+          <w:p>
+            <w:r>
+              <w:t>Patient</w:t>
+            </w:r>
+          </w:p>
         </w:tc>
         <w:tc>
           <w:tcPr>
             <w:tcW w:w="2520" w:type="dxa"/>
           </w:tcPr>
-          <w:p/>
+          <w:p>
+            <w:r>
+              <w:t>Create</w:t>
+            </w:r>
+          </w:p>
         </w:tc>
         <w:tc>
           <w:tcPr>
             <w:tcW w:w="2520" w:type="dxa"/>
           </w:tcPr>
-          <w:p/>
+          <w:p>
+            <w:r>
+              <w:t>Include</w:t>
+            </w:r>
+          </w:p>
         </w:tc>
       </w:tr>
       <w:tr>
@@ -118,25 +139,41 @@
           <w:tcPr>
             <w:tcW w:w="2520" w:type="dxa"/>
           </w:tcPr>
-          <w:p/>
+          <w:p>
+            <w:r>
+              <w:t>Store appointments</w:t>
+            </w:r>
+          </w:p>
         </w:tc>
         <w:tc>
           <w:tcPr>
             <w:tcW w:w="2520" w:type="dxa"/>
           </w:tcPr>
-          <w:p/>
+          <w:p>
+            <w:r>
+              <w:t>Clinic</w:t>
+            </w:r>
+          </w:p>
         </w:tc>
         <w:tc>
           <w:tcPr>
             <w:tcW w:w="2520" w:type="dxa"/>
           </w:tcPr>
-          <w:p/>
+          <w:p>
+            <w:r>
+              <w:t>Store</w:t>
+            </w:r>
+          </w:p>
         </w:tc>
         <w:tc>
           <w:tcPr>
             <w:tcW w:w="2520" w:type="dxa"/>
           </w:tcPr>
-          <w:p/>
+          <w:p>
+            <w:r>
+              <w:t>Include</w:t>
+            </w:r>
+          </w:p>
         </w:tc>
       </w:tr>
       <w:tr>
@@ -144,25 +181,41 @@
           <w:tcPr>
             <w:tcW w:w="2520" w:type="dxa"/>
           </w:tcPr>
-          <w:p/>
+          <w:p>
+            <w:r>
+              <w:t>Retrieve appointments</w:t>
+            </w:r>
+          </w:p>
         </w:tc>
         <w:tc>
           <w:tcPr>
             <w:tcW w:w="2520" w:type="dxa"/>
           </w:tcPr>
-          <w:p/>
+          <w:p>
+            <w:r>
+              <w:t>Clinic</w:t>
+            </w:r>
+          </w:p>
         </w:tc>
         <w:tc>
           <w:tcPr>
             <w:tcW w:w="2520" w:type="dxa"/>
           </w:tcPr>
-          <w:p/>
+          <w:p>
+            <w:r>
+              <w:t>Retrieve</w:t>
+            </w:r>
+          </w:p>
         </w:tc>
         <w:tc>
           <w:tcPr>
             <w:tcW w:w="2520" w:type="dxa"/>
           </w:tcPr>
-          <w:p/>
+          <w:p>
+            <w:r>
+              <w:t>Include</w:t>
+            </w:r>
+          </w:p>
         </w:tc>
       </w:tr>
       <w:tr>
@@ -170,25 +223,41 @@
           <w:tcPr>
             <w:tcW w:w="2520" w:type="dxa"/>
           </w:tcPr>
-          <w:p/>
+          <w:p>
+            <w:r>
+              <w:t>View appointments</w:t>
+            </w:r>
+          </w:p>
         </w:tc>
         <w:tc>
           <w:tcPr>
             <w:tcW w:w="2520" w:type="dxa"/>
           </w:tcPr>
-          <w:p/>
+          <w:p>
+            <w:r>
+              <w:t>Practitioner</w:t>
+            </w:r>
+          </w:p>
         </w:tc>
         <w:tc>
           <w:tcPr>
             <w:tcW w:w="2520" w:type="dxa"/>
           </w:tcPr>
-          <w:p/>
+          <w:p>
+            <w:r>
+              <w:t>View</w:t>
+            </w:r>
+          </w:p>
         </w:tc>
         <w:tc>
           <w:tcPr>
             <w:tcW w:w="2520" w:type="dxa"/>
           </w:tcPr>
-          <w:p/>
+          <w:p>
+            <w:r>
+              <w:t>Include</w:t>
+            </w:r>
+          </w:p>
         </w:tc>
       </w:tr>
       <w:tr>
@@ -196,25 +265,41 @@
           <w:tcPr>
             <w:tcW w:w="2520" w:type="dxa"/>
           </w:tcPr>
-          <w:p/>
+          <w:p>
+            <w:r>
+              <w:t>Sort appointments</w:t>
+            </w:r>
+          </w:p>
         </w:tc>
         <w:tc>
           <w:tcPr>
             <w:tcW w:w="2520" w:type="dxa"/>
           </w:tcPr>
-          <w:p/>
+          <w:p>
+            <w:r>
+              <w:t>Staff Member</w:t>
+            </w:r>
+          </w:p>
         </w:tc>
         <w:tc>
           <w:tcPr>
             <w:tcW w:w="2520" w:type="dxa"/>
           </w:tcPr>
-          <w:p/>
+          <w:p>
+            <w:r>
+              <w:t>Sort</w:t>
+            </w:r>
+          </w:p>
         </w:tc>
         <w:tc>
           <w:tcPr>
             <w:tcW w:w="2520" w:type="dxa"/>
           </w:tcPr>
-          <w:p/>
+          <w:p>
+            <w:r>
+              <w:t>Include</w:t>
+            </w:r>
+          </w:p>
         </w:tc>
       </w:tr>
       <w:tr>
@@ -222,25 +307,41 @@
           <w:tcPr>
             <w:tcW w:w="2520" w:type="dxa"/>
           </w:tcPr>
-          <w:p/>
+          <w:p>
+            <w:r>
+              <w:t>Delete appointments</w:t>
+            </w:r>
+          </w:p>
         </w:tc>
         <w:tc>
           <w:tcPr>
             <w:tcW w:w="2520" w:type="dxa"/>
           </w:tcPr>
-          <w:p/>
+          <w:p>
+            <w:r>
+              <w:t>Patient</w:t>
+            </w:r>
+          </w:p>
         </w:tc>
         <w:tc>
           <w:tcPr>
             <w:tcW w:w="2520" w:type="dxa"/>
           </w:tcPr>
-          <w:p/>
+          <w:p>
+            <w:r>
+              <w:t>Delete</w:t>
+            </w:r>
+          </w:p>
         </w:tc>
         <w:tc>
           <w:tcPr>
             <w:tcW w:w="2520" w:type="dxa"/>
           </w:tcPr>
-          <w:p/>
+          <w:p>
+            <w:r>
+              <w:t>Include</w:t>
+            </w:r>
+          </w:p>
         </w:tc>
       </w:tr>
       <w:tr>
@@ -248,25 +349,41 @@
           <w:tcPr>
             <w:tcW w:w="2520" w:type="dxa"/>
           </w:tcPr>
-          <w:p/>
+          <w:p>
+            <w:r>
+              <w:t>Edit appointments</w:t>
+            </w:r>
+          </w:p>
         </w:tc>
         <w:tc>
           <w:tcPr>
             <w:tcW w:w="2520" w:type="dxa"/>
           </w:tcPr>
-          <w:p/>
+          <w:p>
+            <w:r>
+              <w:t>Patient</w:t>
+            </w:r>
+          </w:p>
         </w:tc>
         <w:tc>
           <w:tcPr>
             <w:tcW w:w="2520" w:type="dxa"/>
           </w:tcPr>
-          <w:p/>
+          <w:p>
+            <w:r>
+              <w:t>Edit</w:t>
+            </w:r>
+          </w:p>
         </w:tc>
         <w:tc>
           <w:tcPr>
             <w:tcW w:w="2520" w:type="dxa"/>
           </w:tcPr>
-          <w:p/>
+          <w:p>
+            <w:r>
+              <w:t>Include</w:t>
+            </w:r>
+          </w:p>
         </w:tc>
       </w:tr>
       <w:tr>
@@ -274,25 +391,41 @@
           <w:tcPr>
             <w:tcW w:w="2520" w:type="dxa"/>
           </w:tcPr>
-          <w:p/>
+          <w:p>
+            <w:r>
+              <w:t>Search appointments</w:t>
+            </w:r>
+          </w:p>
         </w:tc>
         <w:tc>
           <w:tcPr>
             <w:tcW w:w="2520" w:type="dxa"/>
           </w:tcPr>
-          <w:p/>
+          <w:p>
+            <w:r>
+              <w:t>Staff Member</w:t>
+            </w:r>
+          </w:p>
         </w:tc>
         <w:tc>
           <w:tcPr>
             <w:tcW w:w="2520" w:type="dxa"/>
           </w:tcPr>
-          <w:p/>
+          <w:p>
+            <w:r>
+              <w:t>Search</w:t>
+            </w:r>
+          </w:p>
         </w:tc>
         <w:tc>
           <w:tcPr>
             <w:tcW w:w="2520" w:type="dxa"/>
           </w:tcPr>
-          <w:p/>
+          <w:p>
+            <w:r>
+              <w:t>Include</w:t>
+            </w:r>
+          </w:p>
         </w:tc>
       </w:tr>
       <w:tr>
@@ -401,13 +534,21 @@
           <w:tcPr>
             <w:tcW w:w="5040" w:type="dxa"/>
           </w:tcPr>
-          <w:p/>
+          <w:p>
+            <w:r>
+              <w:t>Check if they have an appointment scheduled</w:t>
+            </w:r>
+          </w:p>
         </w:tc>
         <w:tc>
           <w:tcPr>
             <w:tcW w:w="5040" w:type="dxa"/>
           </w:tcPr>
-          <w:p/>
+          <w:p>
+            <w:r>
+              <w:t>Practitioner</w:t>
+            </w:r>
+          </w:p>
         </w:tc>
       </w:tr>
       <w:tr>
@@ -415,13 +556,21 @@
           <w:tcPr>
             <w:tcW w:w="5040" w:type="dxa"/>
           </w:tcPr>
-          <w:p/>
+          <w:p>
+            <w:r>
+              <w:t>Check if they are available for an appointment</w:t>
+            </w:r>
+          </w:p>
         </w:tc>
         <w:tc>
           <w:tcPr>
             <w:tcW w:w="5040" w:type="dxa"/>
           </w:tcPr>
-          <w:p/>
+          <w:p>
+            <w:r>
+              <w:t>Appointment</w:t>
+            </w:r>
+          </w:p>
         </w:tc>
       </w:tr>
     </w:tbl>
@@ -470,13 +619,21 @@
           <w:tcPr>
             <w:tcW w:w="5040" w:type="dxa"/>
           </w:tcPr>
-          <w:p/>
+          <w:p>
+            <w:r>
+              <w:t>Check if they have an appointment scheduled</w:t>
+            </w:r>
+          </w:p>
         </w:tc>
         <w:tc>
           <w:tcPr>
             <w:tcW w:w="5040" w:type="dxa"/>
           </w:tcPr>
-          <w:p/>
+          <w:p>
+            <w:r>
+              <w:t>Patient</w:t>
+            </w:r>
+          </w:p>
         </w:tc>
       </w:tr>
       <w:tr>
@@ -484,13 +641,21 @@
           <w:tcPr>
             <w:tcW w:w="5040" w:type="dxa"/>
           </w:tcPr>
-          <w:p/>
+          <w:p>
+            <w:r>
+              <w:t>Check if they are available for an appointment at a certain time</w:t>
+            </w:r>
+          </w:p>
         </w:tc>
         <w:tc>
           <w:tcPr>
             <w:tcW w:w="5040" w:type="dxa"/>
           </w:tcPr>
-          <w:p/>
+          <w:p>
+            <w:r>
+              <w:t>Appointment</w:t>
+            </w:r>
+          </w:p>
         </w:tc>
       </w:tr>
     </w:tbl>
@@ -539,13 +704,37 @@
           <w:tcPr>
             <w:tcW w:w="5040" w:type="dxa"/>
           </w:tcPr>
-          <w:p/>
+          <w:p>
+            <w:r>
+              <w:t xml:space="preserve">Check if </w:t>
+            </w:r>
+            <w:proofErr w:type="gramStart"/>
+            <w:r>
+              <w:t>patient</w:t>
+            </w:r>
+            <w:proofErr w:type="gramEnd"/>
+            <w:r>
+              <w:t xml:space="preserve"> and </w:t>
+            </w:r>
+            <w:proofErr w:type="gramStart"/>
+            <w:r>
+              <w:t>practitioner</w:t>
+            </w:r>
+            <w:proofErr w:type="gramEnd"/>
+            <w:r>
+              <w:t xml:space="preserve"> are available</w:t>
+            </w:r>
+          </w:p>
         </w:tc>
         <w:tc>
           <w:tcPr>
             <w:tcW w:w="5040" w:type="dxa"/>
           </w:tcPr>
-          <w:p/>
+          <w:p>
+            <w:r>
+              <w:t>Patient</w:t>
+            </w:r>
+          </w:p>
         </w:tc>
       </w:tr>
       <w:tr>
@@ -553,13 +742,21 @@
           <w:tcPr>
             <w:tcW w:w="5040" w:type="dxa"/>
           </w:tcPr>
-          <w:p/>
+          <w:p>
+            <w:r>
+              <w:t>Calculate appointment cost (if any)</w:t>
+            </w:r>
+          </w:p>
         </w:tc>
         <w:tc>
           <w:tcPr>
             <w:tcW w:w="5040" w:type="dxa"/>
           </w:tcPr>
-          <w:p/>
+          <w:p>
+            <w:r>
+              <w:t>Practitioner</w:t>
+            </w:r>
+          </w:p>
         </w:tc>
       </w:tr>
     </w:tbl>
@@ -646,10 +843,54 @@
       </w:r>
     </w:p>
     <w:p>
+      <w:r>
+        <w:rPr>
+          <w:noProof/>
+        </w:rPr>
+        <w:lastRenderedPageBreak/>
+        <w:drawing>
+          <wp:inline distT="0" distB="0" distL="0" distR="0" wp14:anchorId="153610CE" wp14:editId="3C3055F9">
+            <wp:extent cx="6400800" cy="8855075"/>
+            <wp:effectExtent l="0" t="0" r="0" b="3175"/>
+            <wp:docPr id="1816079937" name="Picture 1"/>
+            <wp:cNvGraphicFramePr>
+              <a:graphicFrameLocks xmlns:a="http://schemas.openxmlformats.org/drawingml/2006/main" noChangeAspect="1"/>
+            </wp:cNvGraphicFramePr>
+            <a:graphic xmlns:a="http://schemas.openxmlformats.org/drawingml/2006/main">
+              <a:graphicData uri="http://schemas.openxmlformats.org/drawingml/2006/picture">
+                <pic:pic xmlns:pic="http://schemas.openxmlformats.org/drawingml/2006/picture">
+                  <pic:nvPicPr>
+                    <pic:cNvPr id="1816079937" name=""/>
+                    <pic:cNvPicPr/>
+                  </pic:nvPicPr>
+                  <pic:blipFill>
+                    <a:blip r:embed="rId6"/>
+                    <a:stretch>
+                      <a:fillRect/>
+                    </a:stretch>
+                  </pic:blipFill>
+                  <pic:spPr>
+                    <a:xfrm>
+                      <a:off x="0" y="0"/>
+                      <a:ext cx="6400800" cy="8855075"/>
+                    </a:xfrm>
+                    <a:prstGeom prst="rect">
+                      <a:avLst/>
+                    </a:prstGeom>
+                  </pic:spPr>
+                </pic:pic>
+              </a:graphicData>
+            </a:graphic>
+          </wp:inline>
+        </w:drawing>
+      </w:r>
+    </w:p>
+    <w:p>
       <w:pPr>
         <w:pStyle w:val="Heading1"/>
       </w:pPr>
       <w:r>
+        <w:lastRenderedPageBreak/>
         <w:t>Design Rationale</w:t>
       </w:r>
     </w:p>
@@ -663,7 +904,6 @@
         <w:pStyle w:val="Heading1"/>
       </w:pPr>
       <w:r>
-        <w:lastRenderedPageBreak/>
         <w:t>AI Design Review Record</w:t>
       </w:r>
     </w:p>
@@ -905,7 +1145,7 @@
 </file>
 
 <file path=word/numbering.xml><?xml version="1.0" encoding="utf-8"?>
-<w:numbering xmlns:wpc="http://schemas.microsoft.com/office/word/2010/wordprocessingCanvas" xmlns:cx="http://schemas.microsoft.com/office/drawing/2014/chartex" xmlns:cx1="http://schemas.microsoft.com/office/drawing/2015/9/8/chartex" xmlns:cx2="http://schemas.microsoft.com/office/drawing/2015/10/21/chartex" xmlns:cx3="http://schemas.microsoft.com/office/drawing/2016/5/9/chartex" xmlns:cx4="http://schemas.microsoft.com/office/drawing/2016/5/10/chartex" xmlns:cx5="http://schemas.microsoft.com/office/drawing/2016/5/11/chartex" xmlns:cx6="http://schemas.microsoft.com/office/drawing/2016/5/12/chartex" xmlns:cx7="http://schemas.microsoft.com/office/drawing/2016/5/13/chartex" xmlns:cx8="http://schemas.microsoft.com/office/drawing/2016/5/14/chartex" xmlns:mc="http://schemas.openxmlformats.org/markup-compatibility/2006" xmlns:aink="http://schemas.microsoft.com/office/drawing/2016/ink" xmlns:am3d="http://schemas.microsoft.com/office/drawing/2017/model3d" xmlns:o="urn:schemas-microsoft-com:office:office" xmlns:oel="http://schemas.microsoft.com/office/2019/extlst" xmlns:r="http://schemas.openxmlformats.org/officeDocument/2006/relationships" xmlns:m="http://schemas.openxmlformats.org/officeDocument/2006/math" xmlns:v="urn:schemas-microsoft-com:vml" xmlns:wp14="http://schemas.microsoft.com/office/word/2010/wordprocessingDrawing" xmlns:wp="http://schemas.openxmlformats.org/drawingml/2006/wordprocessingDrawing" xmlns:w10="urn:schemas-microsoft-com:office:word" xmlns:w="http://schemas.openxmlformats.org/wordprocessingml/2006/main" xmlns:w14="http://schemas.microsoft.com/office/word/2010/wordml" xmlns:w15="http://schemas.microsoft.com/office/word/2012/wordml" xmlns:w16cei="http://schemas.microsoft.com/office/word/2026/wordml/cei" xmlns:w16cex="http://schemas.microsoft.com/office/word/2018/wordml/cex" xmlns:w16cid="http://schemas.microsoft.com/office/word/2016/wordml/cid" xmlns:w16="http://schemas.microsoft.com/office/word/2018/wordml" xmlns:w16du="http://schemas.microsoft.com/office/word/2023/wordml/word16du" xmlns:w16sdtdh="http://schemas.microsoft.com/office/word/2020/wordml/sdtdatahash" xmlns:w16sdtfl="http://schemas.microsoft.com/office/word/2024/wordml/sdtformatlock" xmlns:w16se="http://schemas.microsoft.com/office/word/2015/wordml/symex" xmlns:wpg="http://schemas.microsoft.com/office/word/2010/wordprocessingGroup" xmlns:wpi="http://schemas.microsoft.com/office/word/2010/wordprocessingInk" xmlns:wne="http://schemas.microsoft.com/office/word/2006/wordml" xmlns:wps="http://schemas.microsoft.com/office/word/2010/wordprocessingShape" mc:Ignorable="w14 w15 w16se w16cid w16 w16cex w16sdtdh w16sdtfl w16du wp14">
+<w:numbering xmlns:wpc="http://schemas.microsoft.com/office/word/2010/wordprocessingCanvas" xmlns:cx="http://schemas.microsoft.com/office/drawing/2014/chartex" xmlns:cx1="http://schemas.microsoft.com/office/drawing/2015/9/8/chartex" xmlns:cx2="http://schemas.microsoft.com/office/drawing/2015/10/21/chartex" xmlns:cx3="http://schemas.microsoft.com/office/drawing/2016/5/9/chartex" xmlns:cx4="http://schemas.microsoft.com/office/drawing/2016/5/10/chartex" xmlns:cx5="http://schemas.microsoft.com/office/drawing/2016/5/11/chartex" xmlns:cx6="http://schemas.microsoft.com/office/drawing/2016/5/12/chartex" xmlns:cx7="http://schemas.microsoft.com/office/drawing/2016/5/13/chartex" xmlns:cx8="http://schemas.microsoft.com/office/drawing/2016/5/14/chartex" xmlns:mc="http://schemas.openxmlformats.org/markup-compatibility/2006" xmlns:aink="http://schemas.microsoft.com/office/drawing/2016/ink" xmlns:am3d="http://schemas.microsoft.com/office/drawing/2017/model3d" xmlns:o="urn:schemas-microsoft-com:office:office" xmlns:oel="http://schemas.microsoft.com/office/2019/extlst" xmlns:r="http://schemas.openxmlformats.org/officeDocument/2006/relationships" xmlns:m="http://schemas.openxmlformats.org/officeDocument/2006/math" xmlns:v="urn:schemas-microsoft-com:vml" xmlns:wp14="http://schemas.microsoft.com/office/word/2010/wordprocessingDrawing" xmlns:wp="http://schemas.openxmlformats.org/drawingml/2006/wordprocessingDrawing" xmlns:w10="urn:schemas-microsoft-com:office:word" xmlns:w="http://schemas.openxmlformats.org/wordprocessingml/2006/main" xmlns:w14="http://schemas.microsoft.com/office/word/2010/wordml" xmlns:w15="http://schemas.microsoft.com/office/word/2012/wordml" xmlns:w16cex="http://schemas.microsoft.com/office/word/2018/wordml/cex" xmlns:w16cid="http://schemas.microsoft.com/office/word/2016/wordml/cid" xmlns:w16="http://schemas.microsoft.com/office/word/2018/wordml" xmlns:w16du="http://schemas.microsoft.com/office/word/2023/wordml/word16du" xmlns:w16sdtdh="http://schemas.microsoft.com/office/word/2020/wordml/sdtdatahash" xmlns:w16sdtfl="http://schemas.microsoft.com/office/word/2024/wordml/sdtformatlock" xmlns:w16se="http://schemas.microsoft.com/office/word/2015/wordml/symex" xmlns:wpg="http://schemas.microsoft.com/office/word/2010/wordprocessingGroup" xmlns:wpi="http://schemas.microsoft.com/office/word/2010/wordprocessingInk" xmlns:wne="http://schemas.microsoft.com/office/word/2006/wordml" xmlns:wps="http://schemas.microsoft.com/office/word/2010/wordprocessingShape" mc:Ignorable="w14 w15 w16se w16cid w16 w16cex w16sdtdh w16sdtfl w16du wp14">
   <w:abstractNum w:abstractNumId="0" w15:restartNumberingAfterBreak="0">
     <w:nsid w:val="FFFFFF7C"/>
     <w:multiLevelType w:val="singleLevel"/>
@@ -1714,7 +1954,6 @@
   <w:style w:type="character" w:default="1" w:styleId="DefaultParagraphFont">
     <w:name w:val="Default Paragraph Font"/>
     <w:uiPriority w:val="1"/>
-    <w:semiHidden/>
     <w:unhideWhenUsed/>
   </w:style>
   <w:style w:type="table" w:default="1" w:styleId="TableNormal">
